--- a/Templates/промежуточные_особые/заменить Принятие/принятие ртк.docx
+++ b/Templates/промежуточные_особые/заменить Принятие/принятие ртк.docx
@@ -13,7 +13,7 @@
         <mc:AlternateContent>
           <mc:Choice Requires="wpg">
             <w:drawing>
-              <wp:inline distT="0" distB="0" distL="0" distR="0">
+              <wp:inline distT="0" distB="0" distL="0" distR="0" wp14:anchorId="6CE233E4" wp14:editId="3CED915D">
                 <wp:extent cx="685800" cy="647700"/>
                 <wp:effectExtent l="0" t="0" r="0" b="0"/>
                 <wp:docPr id="1" name="Рисунок 1"/>
@@ -52,7 +52,7 @@
               </wp:inline>
             </w:drawing>
           </mc:Choice>
-          <mc:Fallback xmlns:a="http://schemas.openxmlformats.org/drawingml/2006/main" xmlns:w15="http://schemas.microsoft.com/office/word/2012/wordml">
+          <mc:Fallback xmlns:w15="http://schemas.microsoft.com/office/word/2012/wordml" xmlns:a="http://schemas.openxmlformats.org/drawingml/2006/main">
             <w:pict>
               <v:shapetype type="#_x0000_t75" o:spt="75" coordsize="21600,21600" o:preferrelative="t" path="m@4@5l@4@11@9@11@9@5xe">
                 <v:formulas>
@@ -89,7 +89,6 @@
       <w:pPr>
         <w:jc w:val="center"/>
         <w:rPr>
-          <w:b/>
           <w:bCs/>
           <w:sz w:val="28"/>
           <w:szCs w:val="28"/>
@@ -97,7 +96,6 @@
       </w:pPr>
       <w:r>
         <w:rPr>
-          <w:b/>
           <w:bCs/>
           <w:sz w:val="28"/>
           <w:szCs w:val="28"/>
@@ -116,24 +114,15 @@
     <w:p>
       <w:pPr>
         <w:jc w:val="center"/>
+        <w:rPr>
+          <w:lang w:val="en-US"/>
+        </w:rPr>
       </w:pPr>
       <w:r>
         <w:rPr>
           <w:lang w:val="en-US"/>
         </w:rPr>
-        <w:t>http</w:t>
-      </w:r>
-      <w:r>
-        <w:t>://</w:t>
-      </w:r>
-      <w:r>
-        <w:rPr>
-          <w:lang w:val="en-US"/>
-        </w:rPr>
-        <w:t>www</w:t>
-      </w:r>
-      <w:r>
-        <w:t>.</w:t>
+        <w:t>http://www.</w:t>
       </w:r>
       <w:proofErr w:type="spellStart"/>
       <w:r>
@@ -144,6 +133,9 @@
       </w:r>
       <w:proofErr w:type="spellEnd"/>
       <w:r>
+        <w:rPr>
+          <w:lang w:val="en-US"/>
+        </w:rPr>
         <w:t>.</w:t>
       </w:r>
       <w:proofErr w:type="spellStart"/>
@@ -155,6 +147,9 @@
       </w:r>
       <w:proofErr w:type="spellEnd"/>
       <w:r>
+        <w:rPr>
+          <w:lang w:val="en-US"/>
+        </w:rPr>
         <w:t>.</w:t>
       </w:r>
       <w:proofErr w:type="spellStart"/>
@@ -166,77 +161,87 @@
       </w:r>
       <w:proofErr w:type="spellEnd"/>
       <w:r>
+        <w:rPr>
+          <w:lang w:val="en-US"/>
+        </w:rPr>
         <w:t xml:space="preserve">; </w:t>
       </w:r>
       <w:r>
         <w:t>е</w:t>
       </w:r>
       <w:r>
-        <w:t>-</w:t>
+        <w:rPr>
+          <w:lang w:val="en-US"/>
+        </w:rPr>
+        <w:t xml:space="preserve">-mail: </w:t>
+      </w:r>
+      <w:r>
+        <w:fldChar w:fldCharType="begin"/>
       </w:r>
       <w:r>
         <w:rPr>
           <w:lang w:val="en-US"/>
         </w:rPr>
-        <w:t>mail</w:t>
+        <w:instrText xml:space="preserve"> HYPERLINK "mailto:info@rostov.arbitr.ru" \o "mailto:info@rostov.arbitr.ru" </w:instrText>
       </w:r>
       <w:r>
-        <w:t xml:space="preserve">: </w:t>
+        <w:fldChar w:fldCharType="separate"/>
       </w:r>
-      <w:hyperlink r:id="rId16" w:tooltip="mailto:info@rostov.arbitr.ru" w:history="1">
-        <w:r>
-          <w:rPr>
-            <w:rStyle w:val="afc"/>
-            <w:lang w:val="en-US"/>
-          </w:rPr>
-          <w:t>info</w:t>
-        </w:r>
-        <w:r>
-          <w:rPr>
-            <w:rStyle w:val="afc"/>
-          </w:rPr>
-          <w:t>@</w:t>
-        </w:r>
-        <w:proofErr w:type="spellStart"/>
-        <w:r>
-          <w:rPr>
-            <w:rStyle w:val="afc"/>
-            <w:lang w:val="en-US"/>
-          </w:rPr>
-          <w:t>rostov</w:t>
-        </w:r>
-        <w:proofErr w:type="spellEnd"/>
-        <w:r>
-          <w:rPr>
-            <w:rStyle w:val="afc"/>
-          </w:rPr>
-          <w:t>.</w:t>
-        </w:r>
-        <w:proofErr w:type="spellStart"/>
-        <w:r>
-          <w:rPr>
-            <w:rStyle w:val="afc"/>
-            <w:lang w:val="en-US"/>
-          </w:rPr>
-          <w:t>arbitr</w:t>
-        </w:r>
-        <w:proofErr w:type="spellEnd"/>
-        <w:r>
-          <w:rPr>
-            <w:rStyle w:val="afc"/>
-          </w:rPr>
-          <w:t>.</w:t>
-        </w:r>
-        <w:proofErr w:type="spellStart"/>
-        <w:r>
-          <w:rPr>
-            <w:rStyle w:val="afc"/>
-            <w:lang w:val="en-US"/>
-          </w:rPr>
-          <w:t>ru</w:t>
-        </w:r>
-        <w:proofErr w:type="spellEnd"/>
-      </w:hyperlink>
+      <w:r>
+        <w:rPr>
+          <w:rStyle w:val="afc"/>
+          <w:lang w:val="en-US"/>
+        </w:rPr>
+        <w:t>info@</w:t>
+      </w:r>
+      <w:proofErr w:type="spellStart"/>
+      <w:r>
+        <w:rPr>
+          <w:rStyle w:val="afc"/>
+          <w:lang w:val="en-US"/>
+        </w:rPr>
+        <w:t>rostov</w:t>
+      </w:r>
+      <w:proofErr w:type="spellEnd"/>
+      <w:r>
+        <w:rPr>
+          <w:rStyle w:val="afc"/>
+          <w:lang w:val="en-US"/>
+        </w:rPr>
+        <w:t>.</w:t>
+      </w:r>
+      <w:proofErr w:type="spellStart"/>
+      <w:r>
+        <w:rPr>
+          <w:rStyle w:val="afc"/>
+          <w:lang w:val="en-US"/>
+        </w:rPr>
+        <w:t>arbitr</w:t>
+      </w:r>
+      <w:proofErr w:type="spellEnd"/>
+      <w:r>
+        <w:rPr>
+          <w:rStyle w:val="afc"/>
+          <w:lang w:val="en-US"/>
+        </w:rPr>
+        <w:t>.</w:t>
+      </w:r>
+      <w:proofErr w:type="spellStart"/>
+      <w:r>
+        <w:rPr>
+          <w:rStyle w:val="afc"/>
+          <w:lang w:val="en-US"/>
+        </w:rPr>
+        <w:t>ru</w:t>
+      </w:r>
+      <w:proofErr w:type="spellEnd"/>
+      <w:r>
+        <w:rPr>
+          <w:rStyle w:val="afc"/>
+          <w:lang w:val="en-US"/>
+        </w:rPr>
+        <w:fldChar w:fldCharType="end"/>
+      </w:r>
     </w:p>
     <w:p>
       <w:pPr>
@@ -244,7 +249,7 @@
         <w:jc w:val="center"/>
         <w:outlineLvl w:val="0"/>
         <w:rPr>
-          <w:b/>
+          <w:lang w:val="en-US"/>
         </w:rPr>
       </w:pPr>
     </w:p>
@@ -254,14 +259,12 @@
         <w:jc w:val="center"/>
         <w:outlineLvl w:val="0"/>
         <w:rPr>
-          <w:b/>
           <w:sz w:val="28"/>
           <w:szCs w:val="28"/>
         </w:rPr>
       </w:pPr>
       <w:r>
         <w:rPr>
-          <w:b/>
           <w:sz w:val="28"/>
           <w:szCs w:val="28"/>
         </w:rPr>
@@ -270,7 +273,6 @@
       <w:proofErr w:type="gramStart"/>
       <w:r>
         <w:rPr>
-          <w:b/>
           <w:sz w:val="28"/>
           <w:szCs w:val="28"/>
         </w:rPr>
@@ -279,7 +281,6 @@
       <w:proofErr w:type="gramEnd"/>
       <w:r>
         <w:rPr>
-          <w:b/>
           <w:sz w:val="28"/>
           <w:szCs w:val="28"/>
         </w:rPr>
@@ -297,9 +298,6 @@
     <w:p>
       <w:pPr>
         <w:jc w:val="center"/>
-        <w:rPr>
-          <w:b/>
-        </w:rPr>
       </w:pPr>
     </w:p>
     <w:p>
@@ -491,16 +489,7 @@
           <w:sz w:val="23"/>
           <w:highlight w:val="white"/>
         </w:rPr>
-        <w:t>[2.</w:t>
-      </w:r>
-      <w:r>
-        <w:rPr>
-          <w:rFonts w:ascii="Liberation Sans" w:eastAsia="Liberation Sans" w:hAnsi="Liberation Sans" w:cs="Liberation Sans"/>
-          <w:color w:val="212121"/>
-          <w:sz w:val="23"/>
-          <w:highlight w:val="white"/>
-        </w:rPr>
-        <w:t>1</w:t>
+        <w:t>[2.1</w:t>
       </w:r>
       <w:r>
         <w:rPr>
@@ -620,25 +609,10 @@
         <w:t>Сведения о введении процедуры реализации имущества должника опубликованы</w:t>
       </w:r>
       <w:r>
-        <w:t xml:space="preserve"> </w:t>
+        <w:t xml:space="preserve"> [на сайте ЕФРСБ №[9] от </w:t>
       </w:r>
       <w:r>
-        <w:t>[</w:t>
-      </w:r>
-      <w:r>
-        <w:t>на сайте ЕФРСБ №</w:t>
-      </w:r>
-      <w:r>
-        <w:t xml:space="preserve">[9] </w:t>
-      </w:r>
-      <w:r>
-        <w:t xml:space="preserve">от </w:t>
-      </w:r>
-      <w:r>
-        <w:t>[11]</w:t>
-      </w:r>
-      <w:r>
-        <w:t>]</w:t>
+        <w:t>[11]]</w:t>
       </w:r>
       <w:r>
         <w:t xml:space="preserve"> в газете «Коммерсантъ» №</w:t>
@@ -789,10 +763,7 @@
         <w:t>,</w:t>
       </w:r>
       <w:r>
-        <w:t xml:space="preserve"> </w:t>
-      </w:r>
-      <w:r>
-        <w:t xml:space="preserve">по договору № </w:t>
+        <w:t xml:space="preserve"> по договору № </w:t>
       </w:r>
       <w:r>
         <w:rPr>
@@ -801,25 +772,7 @@
           <w:sz w:val="23"/>
           <w:highlight w:val="white"/>
         </w:rPr>
-        <w:t>[11</w:t>
-      </w:r>
-      <w:r>
-        <w:rPr>
-          <w:rFonts w:ascii="Liberation Sans" w:eastAsia="Liberation Sans" w:hAnsi="Liberation Sans" w:cs="Liberation Sans"/>
-          <w:color w:val="212121"/>
-          <w:sz w:val="23"/>
-          <w:highlight w:val="white"/>
-        </w:rPr>
-        <w:t>2</w:t>
-      </w:r>
-      <w:r>
-        <w:rPr>
-          <w:rFonts w:ascii="Liberation Sans" w:eastAsia="Liberation Sans" w:hAnsi="Liberation Sans" w:cs="Liberation Sans"/>
-          <w:color w:val="212121"/>
-          <w:sz w:val="23"/>
-          <w:highlight w:val="white"/>
-        </w:rPr>
-        <w:t>]</w:t>
+        <w:t>[112]</w:t>
       </w:r>
       <w:r>
         <w:t xml:space="preserve"> от </w:t>
@@ -831,25 +784,7 @@
           <w:sz w:val="23"/>
           <w:highlight w:val="white"/>
         </w:rPr>
-        <w:t>[10</w:t>
-      </w:r>
-      <w:r>
-        <w:rPr>
-          <w:rFonts w:ascii="Liberation Sans" w:eastAsia="Liberation Sans" w:hAnsi="Liberation Sans" w:cs="Liberation Sans"/>
-          <w:color w:val="212121"/>
-          <w:sz w:val="23"/>
-          <w:highlight w:val="white"/>
-        </w:rPr>
-        <w:t>2</w:t>
-      </w:r>
-      <w:r>
-        <w:rPr>
-          <w:rFonts w:ascii="Liberation Sans" w:eastAsia="Liberation Sans" w:hAnsi="Liberation Sans" w:cs="Liberation Sans"/>
-          <w:color w:val="212121"/>
-          <w:sz w:val="23"/>
-          <w:highlight w:val="white"/>
-        </w:rPr>
-        <w:t>]</w:t>
+        <w:t>[102]</w:t>
       </w:r>
       <w:r>
         <w:rPr>
@@ -869,25 +804,7 @@
           <w:sz w:val="23"/>
           <w:highlight w:val="white"/>
         </w:rPr>
-        <w:t>[11</w:t>
-      </w:r>
-      <w:r>
-        <w:rPr>
-          <w:rFonts w:ascii="Liberation Sans" w:eastAsia="Liberation Sans" w:hAnsi="Liberation Sans" w:cs="Liberation Sans"/>
-          <w:color w:val="212121"/>
-          <w:sz w:val="23"/>
-          <w:highlight w:val="white"/>
-        </w:rPr>
-        <w:t>3</w:t>
-      </w:r>
-      <w:r>
-        <w:rPr>
-          <w:rFonts w:ascii="Liberation Sans" w:eastAsia="Liberation Sans" w:hAnsi="Liberation Sans" w:cs="Liberation Sans"/>
-          <w:color w:val="212121"/>
-          <w:sz w:val="23"/>
-          <w:highlight w:val="white"/>
-        </w:rPr>
-        <w:t>]</w:t>
+        <w:t>[113]</w:t>
       </w:r>
       <w:r>
         <w:t xml:space="preserve"> от </w:t>
@@ -899,25 +816,7 @@
           <w:sz w:val="23"/>
           <w:highlight w:val="white"/>
         </w:rPr>
-        <w:t>[10</w:t>
-      </w:r>
-      <w:r>
-        <w:rPr>
-          <w:rFonts w:ascii="Liberation Sans" w:eastAsia="Liberation Sans" w:hAnsi="Liberation Sans" w:cs="Liberation Sans"/>
-          <w:color w:val="212121"/>
-          <w:sz w:val="23"/>
-          <w:highlight w:val="white"/>
-        </w:rPr>
-        <w:t>3</w:t>
-      </w:r>
-      <w:r>
-        <w:rPr>
-          <w:rFonts w:ascii="Liberation Sans" w:eastAsia="Liberation Sans" w:hAnsi="Liberation Sans" w:cs="Liberation Sans"/>
-          <w:color w:val="212121"/>
-          <w:sz w:val="23"/>
-          <w:highlight w:val="white"/>
-        </w:rPr>
-        <w:t>]</w:t>
+        <w:t>[103]</w:t>
       </w:r>
       <w:r>
         <w:rPr>
@@ -937,25 +836,7 @@
           <w:sz w:val="23"/>
           <w:highlight w:val="white"/>
         </w:rPr>
-        <w:t>[11</w:t>
-      </w:r>
-      <w:r>
-        <w:rPr>
-          <w:rFonts w:ascii="Liberation Sans" w:eastAsia="Liberation Sans" w:hAnsi="Liberation Sans" w:cs="Liberation Sans"/>
-          <w:color w:val="212121"/>
-          <w:sz w:val="23"/>
-          <w:highlight w:val="white"/>
-        </w:rPr>
-        <w:t>4</w:t>
-      </w:r>
-      <w:r>
-        <w:rPr>
-          <w:rFonts w:ascii="Liberation Sans" w:eastAsia="Liberation Sans" w:hAnsi="Liberation Sans" w:cs="Liberation Sans"/>
-          <w:color w:val="212121"/>
-          <w:sz w:val="23"/>
-          <w:highlight w:val="white"/>
-        </w:rPr>
-        <w:t>]</w:t>
+        <w:t>[114]</w:t>
       </w:r>
       <w:r>
         <w:t xml:space="preserve"> от </w:t>
@@ -967,25 +848,7 @@
           <w:sz w:val="23"/>
           <w:highlight w:val="white"/>
         </w:rPr>
-        <w:t>[10</w:t>
-      </w:r>
-      <w:r>
-        <w:rPr>
-          <w:rFonts w:ascii="Liberation Sans" w:eastAsia="Liberation Sans" w:hAnsi="Liberation Sans" w:cs="Liberation Sans"/>
-          <w:color w:val="212121"/>
-          <w:sz w:val="23"/>
-          <w:highlight w:val="white"/>
-        </w:rPr>
-        <w:t>4</w:t>
-      </w:r>
-      <w:r>
-        <w:rPr>
-          <w:rFonts w:ascii="Liberation Sans" w:eastAsia="Liberation Sans" w:hAnsi="Liberation Sans" w:cs="Liberation Sans"/>
-          <w:color w:val="212121"/>
-          <w:sz w:val="23"/>
-          <w:highlight w:val="white"/>
-        </w:rPr>
-        <w:t>]</w:t>
+        <w:t>[104]</w:t>
       </w:r>
       <w:r>
         <w:rPr>
@@ -1005,25 +868,7 @@
           <w:sz w:val="23"/>
           <w:highlight w:val="white"/>
         </w:rPr>
-        <w:t>[11</w:t>
-      </w:r>
-      <w:r>
-        <w:rPr>
-          <w:rFonts w:ascii="Liberation Sans" w:eastAsia="Liberation Sans" w:hAnsi="Liberation Sans" w:cs="Liberation Sans"/>
-          <w:color w:val="212121"/>
-          <w:sz w:val="23"/>
-          <w:highlight w:val="white"/>
-        </w:rPr>
-        <w:t>5</w:t>
-      </w:r>
-      <w:r>
-        <w:rPr>
-          <w:rFonts w:ascii="Liberation Sans" w:eastAsia="Liberation Sans" w:hAnsi="Liberation Sans" w:cs="Liberation Sans"/>
-          <w:color w:val="212121"/>
-          <w:sz w:val="23"/>
-          <w:highlight w:val="white"/>
-        </w:rPr>
-        <w:t>]</w:t>
+        <w:t>[115]</w:t>
       </w:r>
       <w:r>
         <w:t xml:space="preserve"> от </w:t>
@@ -1035,25 +880,7 @@
           <w:sz w:val="23"/>
           <w:highlight w:val="white"/>
         </w:rPr>
-        <w:t>[10</w:t>
-      </w:r>
-      <w:r>
-        <w:rPr>
-          <w:rFonts w:ascii="Liberation Sans" w:eastAsia="Liberation Sans" w:hAnsi="Liberation Sans" w:cs="Liberation Sans"/>
-          <w:color w:val="212121"/>
-          <w:sz w:val="23"/>
-          <w:highlight w:val="white"/>
-        </w:rPr>
-        <w:t>5</w:t>
-      </w:r>
-      <w:r>
-        <w:rPr>
-          <w:rFonts w:ascii="Liberation Sans" w:eastAsia="Liberation Sans" w:hAnsi="Liberation Sans" w:cs="Liberation Sans"/>
-          <w:color w:val="212121"/>
-          <w:sz w:val="23"/>
-          <w:highlight w:val="white"/>
-        </w:rPr>
-        <w:t>]</w:t>
+        <w:t>[105]</w:t>
       </w:r>
       <w:r>
         <w:rPr>
@@ -1126,24 +953,13 @@
       </w:r>
       <w:r>
         <w:br/>
-      </w:r>
-      <w:r>
-        <w:t xml:space="preserve">[17] – </w:t>
-      </w:r>
-      <w:r>
-        <w:t>государственная пошлина, о взыскан</w:t>
+        <w:t>[17] – государственная пошлина, о взыскан</w:t>
       </w:r>
       <w:r>
         <w:t>ии с должника государственной п</w:t>
       </w:r>
       <w:r>
-        <w:t xml:space="preserve">ошлины в размере </w:t>
-      </w:r>
-      <w:r>
-        <w:t xml:space="preserve">[16] </w:t>
-      </w:r>
-      <w:r>
-        <w:t>руб.</w:t>
+        <w:t>ошлины в размере [16] руб.</w:t>
       </w:r>
       <w:r>
         <w:t xml:space="preserve"> </w:t>
@@ -1181,13 +997,11 @@
         <w:ind w:firstLine="748"/>
         <w:jc w:val="center"/>
         <w:rPr>
-          <w:b/>
           <w:bCs/>
         </w:rPr>
       </w:pPr>
       <w:r>
         <w:rPr>
-          <w:b/>
           <w:bCs/>
         </w:rPr>
         <w:t xml:space="preserve">О </w:t>
@@ -1195,7 +1009,6 @@
       <w:proofErr w:type="gramStart"/>
       <w:r>
         <w:rPr>
-          <w:b/>
           <w:bCs/>
         </w:rPr>
         <w:t>П</w:t>
@@ -1203,7 +1016,6 @@
       <w:proofErr w:type="gramEnd"/>
       <w:r>
         <w:rPr>
-          <w:b/>
           <w:bCs/>
         </w:rPr>
         <w:t xml:space="preserve"> Р Е Д Е Л И Л:</w:t>
@@ -1215,25 +1027,21 @@
         <w:jc w:val="both"/>
       </w:pPr>
       <w:r>
-        <w:t>Принять заявление к рассмотрению в порядке, предусмотренном п. 2 ст. 60 Федерального закона от 26.10.2002 № 127-ФЗ «О несостоятельности (банкротстве)».</w:t>
+        <w:t>Принять заявление к рассмотрению в порядке, предусмотренном п. 2 ст. 60 Федерального закона о</w:t>
+      </w:r>
+      <w:bookmarkStart w:id="0" w:name="_GoBack"/>
+      <w:bookmarkEnd w:id="0"/>
+      <w:r>
+        <w:t>т 26.10.2002 № 127-ФЗ «О несостоятельности (банкротстве)».</w:t>
       </w:r>
     </w:p>
     <w:p>
       <w:pPr>
         <w:ind w:firstLine="708"/>
         <w:jc w:val="both"/>
-        <w:rPr>
-          <w:b/>
-        </w:rPr>
       </w:pPr>
       <w:r>
-        <w:t xml:space="preserve">Установить, что возражения относительно требований кредитора могут быть заявлены лицами, участвующими в деле о банкротстве и в арбитражном процессе по делу о банкротстве должника, </w:t>
-      </w:r>
-      <w:r>
-        <w:rPr>
-          <w:b/>
-        </w:rPr>
-        <w:t xml:space="preserve">не позднее </w:t>
+        <w:t xml:space="preserve">Установить, что возражения относительно требований кредитора могут быть заявлены лицами, участвующими в деле о банкротстве и в арбитражном процессе по делу о банкротстве должника, не позднее </w:t>
       </w:r>
       <w:r>
         <w:rPr>
@@ -1245,9 +1053,6 @@
         <w:t>[18]</w:t>
       </w:r>
       <w:r>
-        <w:rPr>
-          <w:b/>
-        </w:rPr>
         <w:t>.</w:t>
       </w:r>
     </w:p>
@@ -1265,18 +1070,9 @@
       <w:pPr>
         <w:ind w:firstLine="708"/>
         <w:jc w:val="both"/>
-        <w:rPr>
-          <w:b/>
-        </w:rPr>
       </w:pPr>
       <w:r>
-        <w:t xml:space="preserve">Установить срок для рассмотрения заявления </w:t>
-      </w:r>
-      <w:r>
-        <w:rPr>
-          <w:b/>
-        </w:rPr>
-        <w:t xml:space="preserve">до </w:t>
+        <w:t xml:space="preserve">Установить срок для рассмотрения заявления до </w:t>
       </w:r>
       <w:r>
         <w:rPr>
@@ -1288,9 +1084,6 @@
         <w:t>[19]</w:t>
       </w:r>
       <w:r>
-        <w:rPr>
-          <w:b/>
-        </w:rPr>
         <w:t xml:space="preserve"> включительно.</w:t>
       </w:r>
     </w:p>
@@ -1318,7 +1111,7 @@
       <w:r>
         <w:t xml:space="preserve">Разъяснить лицам, участвующим в деле, что с информацией о движении дела можно ознакомиться на официальном сайте Арбитражного суда Ростовской области в сети Интернет: </w:t>
       </w:r>
-      <w:hyperlink r:id="rId17" w:tooltip="http://rostov.arbitr.ru/" w:history="1">
+      <w:hyperlink r:id="rId16" w:tooltip="http://rostov.arbitr.ru/" w:history="1">
         <w:r>
           <w:rPr>
             <w:rStyle w:val="afc"/>
@@ -1383,7 +1176,7 @@
         </w:rPr>
         <w:t xml:space="preserve">. 1 п. 36 пленума № 40, в силу </w:t>
       </w:r>
-      <w:hyperlink r:id="rId18" w:tooltip="https://login.consultant.ru/link/?req=doc&amp;base=LAW&amp;n=482731&amp;dst=1988" w:history="1">
+      <w:hyperlink r:id="rId17" w:tooltip="https://login.consultant.ru/link/?req=doc&amp;base=LAW&amp;n=482731&amp;dst=1988" w:history="1">
         <w:r>
           <w:rPr>
             <w:rStyle w:val="afc"/>
@@ -1400,7 +1193,7 @@
         </w:rPr>
         <w:t xml:space="preserve"> и </w:t>
       </w:r>
-      <w:hyperlink r:id="rId19" w:tooltip="https://login.consultant.ru/link/?req=doc&amp;base=LAW&amp;n=482731&amp;dst=1992" w:history="1">
+      <w:hyperlink r:id="rId18" w:tooltip="https://login.consultant.ru/link/?req=doc&amp;base=LAW&amp;n=482731&amp;dst=1992" w:history="1">
         <w:r>
           <w:rPr>
             <w:rStyle w:val="afc"/>
@@ -1522,17 +1315,14 @@
         </w:tc>
       </w:tr>
     </w:tbl>
-    <w:p>
-      <w:bookmarkStart w:id="0" w:name="_GoBack"/>
-      <w:bookmarkEnd w:id="0"/>
-    </w:p>
+    <w:p/>
     <w:sectPr>
-      <w:headerReference w:type="even" r:id="rId20"/>
-      <w:headerReference w:type="default" r:id="rId21"/>
-      <w:footerReference w:type="even" r:id="rId22"/>
-      <w:footerReference w:type="default" r:id="rId23"/>
-      <w:headerReference w:type="first" r:id="rId24"/>
-      <w:footerReference w:type="first" r:id="rId25"/>
+      <w:headerReference w:type="even" r:id="rId19"/>
+      <w:headerReference w:type="default" r:id="rId20"/>
+      <w:footerReference w:type="even" r:id="rId21"/>
+      <w:footerReference w:type="default" r:id="rId22"/>
+      <w:headerReference w:type="first" r:id="rId23"/>
+      <w:footerReference w:type="first" r:id="rId24"/>
       <w:pgSz w:w="11906" w:h="16838"/>
       <w:pgMar w:top="1134" w:right="851" w:bottom="1134" w:left="1701" w:header="709" w:footer="709" w:gutter="0"/>
       <w:cols w:space="708"/>
@@ -26562,7 +26352,7 @@
 </file>
 
 <file path=customXml/itemProps1.xml><?xml version="1.0" encoding="utf-8"?>
-<ds:datastoreItem xmlns:ds="http://schemas.openxmlformats.org/officeDocument/2006/customXml" ds:itemID="{46B820CE-690B-4BEF-8730-923B1E7F378D}">
+<ds:datastoreItem xmlns:ds="http://schemas.openxmlformats.org/officeDocument/2006/customXml" ds:itemID="{6F161C66-00F7-41B2-A28F-2E4D9A708F70}">
   <ds:schemaRefs>
     <ds:schemaRef ds:uri="http://schemas.openxmlformats.org/officeDocument/2006/bibliography"/>
   </ds:schemaRefs>
